--- a/data/outputs/v2/Core_Mathematics/SS2.6_Area_of_a_Part_of_a_Circle/Core_Mathematics_Area_of_a_Part_of_a_Circle_SummaryTable.docx
+++ b/data/outputs/v2/Core_Mathematics/SS2.6_Area_of_a_Part_of_a_Circle/Core_Mathematics_Area_of_a_Part_of_a_Circle_SummaryTable.docx
@@ -38,6 +38,177 @@
           <w:szCs w:val="22"/>
         </w:rPr>
         <w:t xml:space="preserve">Sub-Strand 2.6: Area of a Part of a Circle — Teacher Reference (Pre-filled)</w:t>
+      </w:r>
+    </w:p>
+    <w:p>
+      <w:pPr>
+        <w:spacing w:after="80" w:before="120"/>
+      </w:pPr>
+      <w:r>
+        <w:rPr>
+          <w:rFonts w:ascii="Arial" w:cs="Arial" w:eastAsia="Arial" w:hAnsi="Arial"/>
+          <w:b/>
+          <w:bCs/>
+          <w:color w:val="1F3864"/>
+          <w:sz w:val="20"/>
+          <w:szCs w:val="20"/>
+        </w:rPr>
+        <w:t xml:space="preserve">ATTRIBUTION AND LICENSING</w:t>
+      </w:r>
+    </w:p>
+    <w:p>
+      <w:pPr>
+        <w:spacing w:after="60" w:before="0"/>
+      </w:pPr>
+      <w:r>
+        <w:rPr>
+          <w:rFonts w:ascii="Arial" w:cs="Arial" w:eastAsia="Arial" w:hAnsi="Arial"/>
+          <w:b/>
+          <w:bCs/>
+          <w:sz w:val="17"/>
+          <w:szCs w:val="17"/>
+        </w:rPr>
+        <w:t xml:space="preserve">Curriculum Alignment: </w:t>
+      </w:r>
+      <w:r>
+        <w:rPr>
+          <w:rFonts w:ascii="Arial" w:cs="Arial" w:eastAsia="Arial" w:hAnsi="Arial"/>
+          <w:sz w:val="17"/>
+          <w:szCs w:val="17"/>
+        </w:rPr>
+        <w:t xml:space="preserve">Structured in pedagogical alignment with the competence-based curriculum format and learning outcomes established by the Kenya Institute of Curriculum Development (KICD). This material is independently developed and is not officially endorsed or published by KICD.</w:t>
+      </w:r>
+    </w:p>
+    <w:p>
+      <w:pPr>
+        <w:spacing w:after="60" w:before="0"/>
+      </w:pPr>
+      <w:r>
+        <w:rPr>
+          <w:rFonts w:ascii="Arial" w:cs="Arial" w:eastAsia="Arial" w:hAnsi="Arial"/>
+          <w:b/>
+          <w:bCs/>
+          <w:sz w:val="17"/>
+          <w:szCs w:val="17"/>
+        </w:rPr>
+        <w:t xml:space="preserve">Content &amp; Pedagogy: </w:t>
+      </w:r>
+      <w:r>
+        <w:rPr>
+          <w:rFonts w:ascii="Arial" w:cs="Arial" w:eastAsia="Arial" w:hAnsi="Arial"/>
+          <w:sz w:val="17"/>
+          <w:szCs w:val="17"/>
+        </w:rPr>
+        <w:t xml:space="preserve">Developed and adapted by the educator team at SeaVuria (registered 501(c)(3) in the United States and registered NGO in Kenya, No. 872-850A-BF11), who designed the pedagogical framework, lesson templates and exemplar lessons on which this material is based.</w:t>
+      </w:r>
+    </w:p>
+    <w:p>
+      <w:pPr>
+        <w:spacing w:after="60" w:before="0"/>
+      </w:pPr>
+      <w:r>
+        <w:rPr>
+          <w:rFonts w:ascii="Arial" w:cs="Arial" w:eastAsia="Arial" w:hAnsi="Arial"/>
+          <w:b/>
+          <w:bCs/>
+          <w:sz w:val="17"/>
+          <w:szCs w:val="17"/>
+        </w:rPr>
+        <w:t xml:space="preserve">Production &amp; Layout: </w:t>
+      </w:r>
+      <w:r>
+        <w:rPr>
+          <w:rFonts w:ascii="Arial" w:cs="Arial" w:eastAsia="Arial" w:hAnsi="Arial"/>
+          <w:sz w:val="17"/>
+          <w:szCs w:val="17"/>
+        </w:rPr>
+        <w:t xml:space="preserve">Educational design and curriculum sequencing by SeaVuria. Technical layout, structural formatting, and digital optimization/implementation executed in partnership with ARES Education (registered 501(c)(3) in the United States and Canada (as Afretech Aid) and registered NGO in Kenya), with lesson drafting and compilation assisted by AI (Claude, Anthropic).</w:t>
+      </w:r>
+    </w:p>
+    <w:p>
+      <w:pPr>
+        <w:pBdr>
+          <w:bottom w:val="single" w:color="1F3864" w:sz="6" w:space="6"/>
+        </w:pBdr>
+        <w:spacing w:after="60" w:before="0"/>
+      </w:pPr>
+      <w:r>
+        <w:rPr>
+          <w:rFonts w:ascii="Arial" w:cs="Arial" w:eastAsia="Arial" w:hAnsi="Arial"/>
+          <w:b/>
+          <w:bCs/>
+          <w:sz w:val="17"/>
+          <w:szCs w:val="17"/>
+        </w:rPr>
+        <w:t xml:space="preserve">Licensing &amp; Copyright: </w:t>
+      </w:r>
+      <w:r>
+        <w:rPr>
+          <w:rFonts w:ascii="Arial" w:cs="Arial" w:eastAsia="Arial" w:hAnsi="Arial"/>
+          <w:sz w:val="17"/>
+          <w:szCs w:val="17"/>
+        </w:rPr>
+        <w:t xml:space="preserve">© 2026 SeaVuria and ARES. This work is licensed under a </w:t>
+      </w:r>
+      <w:hyperlink w:history="1" r:id="rIdskrz8zs1a7nue9woq38bv">
+        <w:r>
+          <w:rPr>
+            <w:rFonts w:ascii="Arial" w:cs="Arial" w:eastAsia="Arial" w:hAnsi="Arial"/>
+            <w:color w:val="1F6B75"/>
+            <w:sz w:val="17"/>
+            <w:szCs w:val="17"/>
+            <w:u w:val="single" w:color="1F6B75"/>
+          </w:rPr>
+          <w:t xml:space="preserve">Creative Commons Attribution-NonCommercial 4.0 International License</w:t>
+        </w:r>
+      </w:hyperlink>
+      <w:r>
+        <w:rPr>
+          <w:rFonts w:ascii="Arial" w:cs="Arial" w:eastAsia="Arial" w:hAnsi="Arial"/>
+          <w:sz w:val="17"/>
+          <w:szCs w:val="17"/>
+        </w:rPr>
+        <w:t xml:space="preserve"> (</w:t>
+      </w:r>
+      <w:hyperlink w:history="1" r:id="rId1cfmtuu4bkmkg9kwpe_-w">
+        <w:r>
+          <w:rPr>
+            <w:rFonts w:ascii="Arial" w:cs="Arial" w:eastAsia="Arial" w:hAnsi="Arial"/>
+            <w:color w:val="1F6B75"/>
+            <w:sz w:val="17"/>
+            <w:szCs w:val="17"/>
+            <w:u w:val="single" w:color="1F6B75"/>
+          </w:rPr>
+          <w:t xml:space="preserve">CC BY-NC 4.0</w:t>
+        </w:r>
+      </w:hyperlink>
+      <w:r>
+        <w:rPr>
+          <w:rFonts w:ascii="Arial" w:cs="Arial" w:eastAsia="Arial" w:hAnsi="Arial"/>
+          <w:sz w:val="17"/>
+          <w:szCs w:val="17"/>
+        </w:rPr>
+        <w:t xml:space="preserve">). To view a copy of this license, visit </w:t>
+      </w:r>
+      <w:hyperlink w:history="1" r:id="rIdkcmauda0o5qosvfgouutt">
+        <w:r>
+          <w:rPr>
+            <w:rFonts w:ascii="Arial" w:cs="Arial" w:eastAsia="Arial" w:hAnsi="Arial"/>
+            <w:color w:val="1F6B75"/>
+            <w:sz w:val="17"/>
+            <w:szCs w:val="17"/>
+            <w:u w:val="single" w:color="1F6B75"/>
+          </w:rPr>
+          <w:t xml:space="preserve">https://creativecommons.org/licenses/by-nc/4.0/</w:t>
+        </w:r>
+      </w:hyperlink>
+      <w:r>
+        <w:rPr>
+          <w:rFonts w:ascii="Arial" w:cs="Arial" w:eastAsia="Arial" w:hAnsi="Arial"/>
+          <w:sz w:val="17"/>
+          <w:szCs w:val="17"/>
+        </w:rPr>
+        <w:t xml:space="preserve">. You are free to copy, redistribute, and adapt this material in any medium or format, provided appropriate credit is given and the material is not used for commercial purposes. KICD learning outcomes and curriculum designations reproduced here for alignment purposes remain the property of KICD and are not covered by this license. Linked external resources (e.g. CK-12, Khan Academy, PhET) are subject to their own licenses.</w:t>
       </w:r>
     </w:p>
     <w:p>

--- a/data/outputs/v2/Core_Mathematics/SS2.6_Area_of_a_Part_of_a_Circle/Core_Mathematics_Area_of_a_Part_of_a_Circle_SummaryTable.docx
+++ b/data/outputs/v2/Core_Mathematics/SS2.6_Area_of_a_Part_of_a_Circle/Core_Mathematics_Area_of_a_Part_of_a_Circle_SummaryTable.docx
@@ -38,177 +38,6 @@
           <w:szCs w:val="22"/>
         </w:rPr>
         <w:t xml:space="preserve">Sub-Strand 2.6: Area of a Part of a Circle — Teacher Reference (Pre-filled)</w:t>
-      </w:r>
-    </w:p>
-    <w:p>
-      <w:pPr>
-        <w:spacing w:after="80" w:before="120"/>
-      </w:pPr>
-      <w:r>
-        <w:rPr>
-          <w:rFonts w:ascii="Arial" w:cs="Arial" w:eastAsia="Arial" w:hAnsi="Arial"/>
-          <w:b/>
-          <w:bCs/>
-          <w:color w:val="1F3864"/>
-          <w:sz w:val="20"/>
-          <w:szCs w:val="20"/>
-        </w:rPr>
-        <w:t xml:space="preserve">ATTRIBUTION AND LICENSING</w:t>
-      </w:r>
-    </w:p>
-    <w:p>
-      <w:pPr>
-        <w:spacing w:after="60" w:before="0"/>
-      </w:pPr>
-      <w:r>
-        <w:rPr>
-          <w:rFonts w:ascii="Arial" w:cs="Arial" w:eastAsia="Arial" w:hAnsi="Arial"/>
-          <w:b/>
-          <w:bCs/>
-          <w:sz w:val="17"/>
-          <w:szCs w:val="17"/>
-        </w:rPr>
-        <w:t xml:space="preserve">Curriculum Alignment: </w:t>
-      </w:r>
-      <w:r>
-        <w:rPr>
-          <w:rFonts w:ascii="Arial" w:cs="Arial" w:eastAsia="Arial" w:hAnsi="Arial"/>
-          <w:sz w:val="17"/>
-          <w:szCs w:val="17"/>
-        </w:rPr>
-        <w:t xml:space="preserve">Structured in pedagogical alignment with the competence-based curriculum format and learning outcomes established by the Kenya Institute of Curriculum Development (KICD). This material is independently developed and is not officially endorsed or published by KICD.</w:t>
-      </w:r>
-    </w:p>
-    <w:p>
-      <w:pPr>
-        <w:spacing w:after="60" w:before="0"/>
-      </w:pPr>
-      <w:r>
-        <w:rPr>
-          <w:rFonts w:ascii="Arial" w:cs="Arial" w:eastAsia="Arial" w:hAnsi="Arial"/>
-          <w:b/>
-          <w:bCs/>
-          <w:sz w:val="17"/>
-          <w:szCs w:val="17"/>
-        </w:rPr>
-        <w:t xml:space="preserve">Content &amp; Pedagogy: </w:t>
-      </w:r>
-      <w:r>
-        <w:rPr>
-          <w:rFonts w:ascii="Arial" w:cs="Arial" w:eastAsia="Arial" w:hAnsi="Arial"/>
-          <w:sz w:val="17"/>
-          <w:szCs w:val="17"/>
-        </w:rPr>
-        <w:t xml:space="preserve">Developed and adapted by the educator team at SeaVuria (registered 501(c)(3) in the United States and registered NGO in Kenya, No. 872-850A-BF11), who designed the pedagogical framework, lesson templates and exemplar lessons on which this material is based.</w:t>
-      </w:r>
-    </w:p>
-    <w:p>
-      <w:pPr>
-        <w:spacing w:after="60" w:before="0"/>
-      </w:pPr>
-      <w:r>
-        <w:rPr>
-          <w:rFonts w:ascii="Arial" w:cs="Arial" w:eastAsia="Arial" w:hAnsi="Arial"/>
-          <w:b/>
-          <w:bCs/>
-          <w:sz w:val="17"/>
-          <w:szCs w:val="17"/>
-        </w:rPr>
-        <w:t xml:space="preserve">Production &amp; Layout: </w:t>
-      </w:r>
-      <w:r>
-        <w:rPr>
-          <w:rFonts w:ascii="Arial" w:cs="Arial" w:eastAsia="Arial" w:hAnsi="Arial"/>
-          <w:sz w:val="17"/>
-          <w:szCs w:val="17"/>
-        </w:rPr>
-        <w:t xml:space="preserve">Educational design and curriculum sequencing by SeaVuria. Technical layout, structural formatting, and digital optimization/implementation executed in partnership with ARES Education (registered 501(c)(3) in the United States and Canada (as Afretech Aid) and registered NGO in Kenya), with lesson drafting and compilation assisted by AI (Claude, Anthropic).</w:t>
-      </w:r>
-    </w:p>
-    <w:p>
-      <w:pPr>
-        <w:pBdr>
-          <w:bottom w:val="single" w:color="1F3864" w:sz="6" w:space="6"/>
-        </w:pBdr>
-        <w:spacing w:after="60" w:before="0"/>
-      </w:pPr>
-      <w:r>
-        <w:rPr>
-          <w:rFonts w:ascii="Arial" w:cs="Arial" w:eastAsia="Arial" w:hAnsi="Arial"/>
-          <w:b/>
-          <w:bCs/>
-          <w:sz w:val="17"/>
-          <w:szCs w:val="17"/>
-        </w:rPr>
-        <w:t xml:space="preserve">Licensing &amp; Copyright: </w:t>
-      </w:r>
-      <w:r>
-        <w:rPr>
-          <w:rFonts w:ascii="Arial" w:cs="Arial" w:eastAsia="Arial" w:hAnsi="Arial"/>
-          <w:sz w:val="17"/>
-          <w:szCs w:val="17"/>
-        </w:rPr>
-        <w:t xml:space="preserve">© 2026 SeaVuria and ARES. This work is licensed under a </w:t>
-      </w:r>
-      <w:hyperlink w:history="1" r:id="rIdskrz8zs1a7nue9woq38bv">
-        <w:r>
-          <w:rPr>
-            <w:rFonts w:ascii="Arial" w:cs="Arial" w:eastAsia="Arial" w:hAnsi="Arial"/>
-            <w:color w:val="1F6B75"/>
-            <w:sz w:val="17"/>
-            <w:szCs w:val="17"/>
-            <w:u w:val="single" w:color="1F6B75"/>
-          </w:rPr>
-          <w:t xml:space="preserve">Creative Commons Attribution-NonCommercial 4.0 International License</w:t>
-        </w:r>
-      </w:hyperlink>
-      <w:r>
-        <w:rPr>
-          <w:rFonts w:ascii="Arial" w:cs="Arial" w:eastAsia="Arial" w:hAnsi="Arial"/>
-          <w:sz w:val="17"/>
-          <w:szCs w:val="17"/>
-        </w:rPr>
-        <w:t xml:space="preserve"> (</w:t>
-      </w:r>
-      <w:hyperlink w:history="1" r:id="rId1cfmtuu4bkmkg9kwpe_-w">
-        <w:r>
-          <w:rPr>
-            <w:rFonts w:ascii="Arial" w:cs="Arial" w:eastAsia="Arial" w:hAnsi="Arial"/>
-            <w:color w:val="1F6B75"/>
-            <w:sz w:val="17"/>
-            <w:szCs w:val="17"/>
-            <w:u w:val="single" w:color="1F6B75"/>
-          </w:rPr>
-          <w:t xml:space="preserve">CC BY-NC 4.0</w:t>
-        </w:r>
-      </w:hyperlink>
-      <w:r>
-        <w:rPr>
-          <w:rFonts w:ascii="Arial" w:cs="Arial" w:eastAsia="Arial" w:hAnsi="Arial"/>
-          <w:sz w:val="17"/>
-          <w:szCs w:val="17"/>
-        </w:rPr>
-        <w:t xml:space="preserve">). To view a copy of this license, visit </w:t>
-      </w:r>
-      <w:hyperlink w:history="1" r:id="rIdkcmauda0o5qosvfgouutt">
-        <w:r>
-          <w:rPr>
-            <w:rFonts w:ascii="Arial" w:cs="Arial" w:eastAsia="Arial" w:hAnsi="Arial"/>
-            <w:color w:val="1F6B75"/>
-            <w:sz w:val="17"/>
-            <w:szCs w:val="17"/>
-            <w:u w:val="single" w:color="1F6B75"/>
-          </w:rPr>
-          <w:t xml:space="preserve">https://creativecommons.org/licenses/by-nc/4.0/</w:t>
-        </w:r>
-      </w:hyperlink>
-      <w:r>
-        <w:rPr>
-          <w:rFonts w:ascii="Arial" w:cs="Arial" w:eastAsia="Arial" w:hAnsi="Arial"/>
-          <w:sz w:val="17"/>
-          <w:szCs w:val="17"/>
-        </w:rPr>
-        <w:t xml:space="preserve">. You are free to copy, redistribute, and adapt this material in any medium or format, provided appropriate credit is given and the material is not used for commercial purposes. KICD learning outcomes and curriculum designations reproduced here for alignment purposes remain the property of KICD and are not covered by this license. Linked external resources (e.g. CK-12, Khan Academy, PhET) are subject to their own licenses.</w:t>
       </w:r>
     </w:p>
     <w:p>
@@ -1848,6 +1677,185 @@
         </w:tc>
       </w:tr>
     </w:tbl>
+    <w:p>
+      <w:pPr>
+        <w:spacing w:after="120"/>
+      </w:pPr>
+      <w:r>
+        <w:t xml:space="preserve"/>
+      </w:r>
+    </w:p>
+    <w:p>
+      <w:pPr>
+        <w:spacing w:after="80" w:before="120"/>
+      </w:pPr>
+      <w:r>
+        <w:rPr>
+          <w:rFonts w:ascii="Arial" w:cs="Arial" w:eastAsia="Arial" w:hAnsi="Arial"/>
+          <w:b/>
+          <w:bCs/>
+          <w:color w:val="1F3864"/>
+          <w:sz w:val="20"/>
+          <w:szCs w:val="20"/>
+        </w:rPr>
+        <w:t xml:space="preserve">ATTRIBUTION AND LICENSING</w:t>
+      </w:r>
+    </w:p>
+    <w:p>
+      <w:pPr>
+        <w:spacing w:after="60" w:before="0"/>
+      </w:pPr>
+      <w:r>
+        <w:rPr>
+          <w:rFonts w:ascii="Arial" w:cs="Arial" w:eastAsia="Arial" w:hAnsi="Arial"/>
+          <w:b/>
+          <w:bCs/>
+          <w:sz w:val="17"/>
+          <w:szCs w:val="17"/>
+        </w:rPr>
+        <w:t xml:space="preserve">Curriculum Alignment: </w:t>
+      </w:r>
+      <w:r>
+        <w:rPr>
+          <w:rFonts w:ascii="Arial" w:cs="Arial" w:eastAsia="Arial" w:hAnsi="Arial"/>
+          <w:sz w:val="17"/>
+          <w:szCs w:val="17"/>
+        </w:rPr>
+        <w:t xml:space="preserve">Structured in pedagogical alignment with the competence-based curriculum format and learning outcomes established by the Kenya Institute of Curriculum Development (KICD). This material is independently developed and is not officially endorsed or published by KICD.</w:t>
+      </w:r>
+    </w:p>
+    <w:p>
+      <w:pPr>
+        <w:spacing w:after="60" w:before="0"/>
+      </w:pPr>
+      <w:r>
+        <w:rPr>
+          <w:rFonts w:ascii="Arial" w:cs="Arial" w:eastAsia="Arial" w:hAnsi="Arial"/>
+          <w:b/>
+          <w:bCs/>
+          <w:sz w:val="17"/>
+          <w:szCs w:val="17"/>
+        </w:rPr>
+        <w:t xml:space="preserve">Content &amp; Pedagogy: </w:t>
+      </w:r>
+      <w:r>
+        <w:rPr>
+          <w:rFonts w:ascii="Arial" w:cs="Arial" w:eastAsia="Arial" w:hAnsi="Arial"/>
+          <w:sz w:val="17"/>
+          <w:szCs w:val="17"/>
+        </w:rPr>
+        <w:t xml:space="preserve">Developed and adapted by the educator team at SeaVuria (registered 501(c)(3) in the United States and registered NGO in Kenya, No. 872-850A-BF11), who designed the pedagogical framework, lesson templates and exemplar lessons on which this material is based.</w:t>
+      </w:r>
+    </w:p>
+    <w:p>
+      <w:pPr>
+        <w:spacing w:after="60" w:before="0"/>
+      </w:pPr>
+      <w:r>
+        <w:rPr>
+          <w:rFonts w:ascii="Arial" w:cs="Arial" w:eastAsia="Arial" w:hAnsi="Arial"/>
+          <w:b/>
+          <w:bCs/>
+          <w:sz w:val="17"/>
+          <w:szCs w:val="17"/>
+        </w:rPr>
+        <w:t xml:space="preserve">Production &amp; Layout: </w:t>
+      </w:r>
+      <w:r>
+        <w:rPr>
+          <w:rFonts w:ascii="Arial" w:cs="Arial" w:eastAsia="Arial" w:hAnsi="Arial"/>
+          <w:sz w:val="17"/>
+          <w:szCs w:val="17"/>
+        </w:rPr>
+        <w:t xml:space="preserve">Educational design and curriculum sequencing by SeaVuria. Technical layout, structural formatting, and digital optimization/implementation executed in partnership with ARES Education (registered 501(c)(3) in the United States and Canada (as Afretech Aid) and registered NGO in Kenya), with lesson drafting and compilation assisted by AI (Claude, Anthropic).</w:t>
+      </w:r>
+    </w:p>
+    <w:p>
+      <w:pPr>
+        <w:pBdr>
+          <w:bottom w:val="single" w:color="1F3864" w:sz="6" w:space="6"/>
+        </w:pBdr>
+        <w:spacing w:after="60" w:before="0"/>
+      </w:pPr>
+      <w:r>
+        <w:rPr>
+          <w:rFonts w:ascii="Arial" w:cs="Arial" w:eastAsia="Arial" w:hAnsi="Arial"/>
+          <w:b/>
+          <w:bCs/>
+          <w:sz w:val="17"/>
+          <w:szCs w:val="17"/>
+        </w:rPr>
+        <w:t xml:space="preserve">Licensing &amp; Copyright: </w:t>
+      </w:r>
+      <w:r>
+        <w:rPr>
+          <w:rFonts w:ascii="Arial" w:cs="Arial" w:eastAsia="Arial" w:hAnsi="Arial"/>
+          <w:sz w:val="17"/>
+          <w:szCs w:val="17"/>
+        </w:rPr>
+        <w:t xml:space="preserve">© 2026 SeaVuria and ARES. This work is licensed under a </w:t>
+      </w:r>
+      <w:hyperlink w:history="1" r:id="rIdp5v4txufuapoxal3nfluj">
+        <w:r>
+          <w:rPr>
+            <w:rFonts w:ascii="Arial" w:cs="Arial" w:eastAsia="Arial" w:hAnsi="Arial"/>
+            <w:color w:val="1F6B75"/>
+            <w:sz w:val="17"/>
+            <w:szCs w:val="17"/>
+            <w:u w:val="single" w:color="1F6B75"/>
+          </w:rPr>
+          <w:t xml:space="preserve">Creative Commons Attribution-NonCommercial 4.0 International License</w:t>
+        </w:r>
+      </w:hyperlink>
+      <w:r>
+        <w:rPr>
+          <w:rFonts w:ascii="Arial" w:cs="Arial" w:eastAsia="Arial" w:hAnsi="Arial"/>
+          <w:sz w:val="17"/>
+          <w:szCs w:val="17"/>
+        </w:rPr>
+        <w:t xml:space="preserve"> (</w:t>
+      </w:r>
+      <w:hyperlink w:history="1" r:id="rIdecclznalfg2idfug9evio">
+        <w:r>
+          <w:rPr>
+            <w:rFonts w:ascii="Arial" w:cs="Arial" w:eastAsia="Arial" w:hAnsi="Arial"/>
+            <w:color w:val="1F6B75"/>
+            <w:sz w:val="17"/>
+            <w:szCs w:val="17"/>
+            <w:u w:val="single" w:color="1F6B75"/>
+          </w:rPr>
+          <w:t xml:space="preserve">CC BY-NC 4.0</w:t>
+        </w:r>
+      </w:hyperlink>
+      <w:r>
+        <w:rPr>
+          <w:rFonts w:ascii="Arial" w:cs="Arial" w:eastAsia="Arial" w:hAnsi="Arial"/>
+          <w:sz w:val="17"/>
+          <w:szCs w:val="17"/>
+        </w:rPr>
+        <w:t xml:space="preserve">). To view a copy of this license, visit </w:t>
+      </w:r>
+      <w:hyperlink w:history="1" r:id="rId2kpepr7j7ofbuhkzmvaxi">
+        <w:r>
+          <w:rPr>
+            <w:rFonts w:ascii="Arial" w:cs="Arial" w:eastAsia="Arial" w:hAnsi="Arial"/>
+            <w:color w:val="1F6B75"/>
+            <w:sz w:val="17"/>
+            <w:szCs w:val="17"/>
+            <w:u w:val="single" w:color="1F6B75"/>
+          </w:rPr>
+          <w:t xml:space="preserve">https://creativecommons.org/licenses/by-nc/4.0/</w:t>
+        </w:r>
+      </w:hyperlink>
+      <w:r>
+        <w:rPr>
+          <w:rFonts w:ascii="Arial" w:cs="Arial" w:eastAsia="Arial" w:hAnsi="Arial"/>
+          <w:sz w:val="17"/>
+          <w:szCs w:val="17"/>
+        </w:rPr>
+        <w:t xml:space="preserve">. You are free to copy, redistribute, and adapt this material in any medium or format, provided appropriate credit is given and the material is not used for commercial purposes. KICD learning outcomes and curriculum designations reproduced here for alignment purposes remain the property of KICD and are not covered by this license. Linked external resources (e.g. CK-12, Khan Academy, PhET) are subject to their own licenses.</w:t>
+      </w:r>
+    </w:p>
     <w:sectPr>
       <w:pgSz w:w="15840" w:h="12240" w:orient="landscape"/>
       <w:pgMar w:top="1080" w:right="1080" w:bottom="1080" w:left="1080" w:header="708" w:footer="708" w:gutter="0"/>

--- a/data/outputs/v2/Core_Mathematics/SS2.6_Area_of_a_Part_of_a_Circle/Core_Mathematics_Area_of_a_Part_of_a_Circle_SummaryTable.docx
+++ b/data/outputs/v2/Core_Mathematics/SS2.6_Area_of_a_Part_of_a_Circle/Core_Mathematics_Area_of_a_Part_of_a_Circle_SummaryTable.docx
@@ -564,7 +564,7 @@
                 <w:sz w:val="18"/>
                 <w:szCs w:val="18"/>
               </w:rPr>
-              <w:t xml:space="preserve">Students observed a real-world anchoring phenomenon — a centre-pivot irrigation system in the Rift Valley, where water sweeps a large circular field but a concrete inner ring (around the pivot base) remains unwatered. The teacher displayed an aerial photograph and asked students to estimate what fraction of the total circular area actually receives water. Students noted that the watered region is a ring shape (annulus) between a large outer circle and a smaller inner circle.</w:t>
+              <w:t xml:space="preserve">An aerial photograph of a Laikipia County centre-pivot irrigation farm showing ring-shaped (annular), wedge-shaped, and overlapping watered zones that the full-circle formula A = πr² cannot fully explain.</w:t>
             </w:r>
           </w:p>
         </w:tc>
@@ -596,7 +596,7 @@
                 <w:sz w:val="18"/>
                 <w:szCs w:val="18"/>
               </w:rPr>
-              <w:t xml:space="preserve">The area of an annulus is calculated by subtracting the area of the inner circle from the area of the outer circle: A = πR² − πr² = π(R² − r²), where R is the outer radius and r is the inner radius. This formula applies wherever a circular region has a circular hole — irrigation rings, round chapati pans with a central hole, or the flat face of a metal washer used by a Nairobi fundi.</w:t>
+              <w:t xml:space="preserve">The area of an annulus (the ring between two concentric circles of outer radius R and inner radius r) is found by subtracting the inner circle area from the outer circle area: A = πR² − πr² = π(R² − r²). This formula was derived using concentric circular card cut-outs and applied to an irrigation ring in Laikipia and a chapati-pan border.</w:t>
             </w:r>
           </w:p>
         </w:tc>
@@ -628,7 +628,7 @@
                 <w:sz w:val="18"/>
                 <w:szCs w:val="18"/>
               </w:rPr>
-              <w:t xml:space="preserve">The teacher should emphasise the difference-of-squares factorisation π(R+r)(R−r) as an efficient mental-check form. Pedagogical note: cold-call at least three students to substitute different R and r values before assigning written practice. Stress that R &gt; r must always hold; a common error is reversing the subtraction and obtaining a negative area. Connect back to the driving question by asking: 'If the Rift Valley farmer needs to buy fertiliser only for the annular watered zone, how does this formula prevent waste?'</w:t>
+              <w:t xml:space="preserve">Why A = πr² alone is insufficient for the farmer's planning needs, and how the annulus formula A = π(R² − r²) gives the exact area of the ring-shaped watered zone, enabling accurate calculation of planting area, fencing, and water budgets for the ring section of the farm.</w:t>
             </w:r>
           </w:p>
         </w:tc>
@@ -713,7 +713,7 @@
                 <w:sz w:val="18"/>
                 <w:szCs w:val="18"/>
               </w:rPr>
-              <w:t xml:space="preserve">Students observed a short animation (or teacher-drawn diagram) showing the irrigation pivot arm rotating through various central angles — 90°, 120°, and 270° — and shading the swept 'pie-slice' region each time. They recorded how much of the full circle each coloured sector appeared to cover, making proportional estimates before any formula was introduced.</w:t>
+              <w:t xml:space="preserve">Learners cut paper circles into sectors of 90°, 120°, 60°, and 45°, compared their areas as fractions of the whole circle, and completed a recording table showing how sector area changes with angle. They also examined an aerial-view sketch of the Laikipia centre-pivot field showing the 120° sweep of the pivot pipe.</w:t>
             </w:r>
           </w:p>
         </w:tc>
@@ -745,7 +745,7 @@
                 <w:sz w:val="18"/>
                 <w:szCs w:val="18"/>
               </w:rPr>
-              <w:t xml:space="preserve">The area of a sector with central angle θ (in degrees) and radius r is A = (θ/360) × πr². The sector is a proportional fraction of the full circle, so the formula scales the full-circle area πr² by the fraction θ/360. Students also encountered the radian form A = ½r²θ for reference. Kenyan context: a maize farmer in Nakuru whose pivot arm sweeps 270° can calculate exactly how many square metres of crop are irrigated.</w:t>
+              <w:t xml:space="preserve">A sector is the 'pie-slice' region of a circle bounded by two radii and an arc. Its area is a fraction of the full circle's area: A = (θ/360) × πr². The Laikipia pivot pipe sweeping 120° waters approximately 1675.52 m² of maize (one third of the full field). The Kisumu roundabout pedestrian refuge sector (r = 6 m, θ = 75°) has an area of approximately 23.56 m².</w:t>
             </w:r>
           </w:p>
         </w:tc>
@@ -777,7 +777,7 @@
                 <w:sz w:val="18"/>
                 <w:szCs w:val="18"/>
               </w:rPr>
-              <w:t xml:space="preserve">The teacher should draw the analogy: 'Just as you cut a chapati or ugali into equal slices, the sector is one slice of the circle — the angle tells you how large a slice.' Pedagogical note: give students a 360° protractor cut-out and have them physically fold it to θ = 90° (quarter) and verify A = πr²/4 before touching the formula. A frequent misconception is using θ/180 instead of θ/360; address this explicitly. Ensure students can rearrange to find r or θ when area is given.</w:t>
+              <w:t xml:space="preserve">Because a full circle spans 360°, any sector with central angle θ covers exactly θ/360 of the total area. Multiplying this fraction by the full-circle area (πr²) gives the sector area formula A = (θ/360) × πr². This allows the Laikipia farmer to calculate precisely how much of the maize field has been watered at any point in the pivot's rotation, enabling accurate water budgeting and planting decisions.</w:t>
             </w:r>
           </w:p>
         </w:tc>
@@ -862,7 +862,7 @@
                 <w:sz w:val="18"/>
                 <w:szCs w:val="18"/>
               </w:rPr>
-              <w:t xml:space="preserve">Students observed a scaled plan of a school garden in Nakuru shaped as a sector (a quarter-circle plot). They were asked: 'The school wants to fence the curved edge and the two straight edges — how many metres of fencing wire are needed?' Students measured the two radii on the plan and estimated the curved boundary, noticing that the arc is shorter than the full circumference.</w:t>
+              <w:t xml:space="preserve">Learners wrapped string around cardboard circle arcs of three different central angles (90°, 180°, 60°) and measured each arc length, recording results in a table that compared Arc÷Circumference with θ÷360, discovering the proportional relationship directly from physical measurement.</w:t>
             </w:r>
           </w:p>
         </w:tc>
@@ -894,7 +894,7 @@
                 <w:sz w:val="18"/>
                 <w:szCs w:val="18"/>
               </w:rPr>
-              <w:t xml:space="preserve">Arc length l = (θ/360) × 2πr. The full perimeter of a sector = l + 2r = (θ/360) × 2πr + 2r. Students distinguish arc length (a length, measured in metres) from sector area (measured in m²). In radian form, l = rθ. Kenyan artisan link: a jua-kali metalworker in Gikomba bending a curved steel strip to form the arc of a decorative gate panel uses exactly this calculation.</w:t>
+              <w:t xml:space="preserve">The arc length of a sector is a fraction of the full circumference equal to the ratio of the central angle to 360°, giving the formula l = (θ/360) × 2πr; the full perimeter of a sector is this arc length plus the two radii, P = l + 2r.</w:t>
             </w:r>
           </w:p>
         </w:tc>
@@ -926,7 +926,7 @@
                 <w:sz w:val="18"/>
                 <w:szCs w:val="18"/>
               </w:rPr>
-              <w:t xml:space="preserve">Pedagogical note: insist students write units at every step — a common error is quoting arc length in square units. Use the mnemonic 'arc length is a fraction of the full hoop' to reinforce (θ/360) × 2πr. Cold-call students to find the perimeter for θ = 60°, 150°, and 240° with r = 7 m (a value that cancels neatly with π ≈ 22/7). Connect to the driving question: 'How does knowing exact arc length help a Nakuru fence contractor buy just enough wire and avoid waste?'</w:t>
+              <w:t xml:space="preserve">Learners applied the arc length and sector perimeter formulae to three graded Kenyan contexts — an irrigation pivot in Laikipia, a curved market stall in Kisumu, and a sector-shaped maize plot — and updated their cumulative circle-decomposition diagrams to show arc length as a labelled curved boundary, connecting the mathematics directly to the fencing and planning needs of the anchoring phenomenon farmer.</w:t>
             </w:r>
           </w:p>
         </w:tc>
@@ -1011,7 +1011,7 @@
                 <w:sz w:val="18"/>
                 <w:szCs w:val="18"/>
               </w:rPr>
-              <w:t xml:space="preserve">Students examined a diagram of the Laikipia irrigation system where the pivot arm does not cover the full 360° but only sweeps a wedge of angle θ, and the inner concrete base creates a hole — producing a wedge-shaped ring (annular sector). Students were asked to identify which earlier shapes this new region combines, drawing on Lessons 1 and 2.</w:t>
+              <w:t xml:space="preserve">Learners physically removed a small paper sector from a large paper sector of the same angle, producing a leftover annular-sector shape. They counted grid squares to estimate its area, then calculated (θ/360)×πR² and (θ/360)×πr² separately and subtracted — finding that the formula and the grid count agreed closely. They also examined measurements of a curved road-marking strip at Kisumu's Mega roundabout.</w:t>
             </w:r>
           </w:p>
         </w:tc>
@@ -1043,7 +1043,7 @@
                 <w:sz w:val="18"/>
                 <w:szCs w:val="18"/>
               </w:rPr>
-              <w:t xml:space="preserve">The area of an annular sector = (θ/360) × π(R² − r²) = (θ/360) × π(R+r)(R−r). It is the area of the larger sector (radius R) minus the area of the smaller sector (radius r) at the same angle θ. Students recognise this as a composition of the annulus formula and the sector formula — a key modelling skill for the driving question's theme of combining sub-regions.</w:t>
+              <w:t xml:space="preserve">The area of an annular sector — the wedge-shaped ring swept by the outer irrigation pipe in Laikipia — is found by subtracting the area of the inner sector from the area of the outer sector: A = (θ/360) × π(R² − r²). This formula combines the annulus formula from Lesson 1 and the sector formula from Lesson 2. Importantly, each radius must be squared BEFORE subtracting — not the other way around.</w:t>
             </w:r>
           </w:p>
         </w:tc>
@@ -1075,7 +1075,7 @@
                 <w:sz w:val="18"/>
                 <w:szCs w:val="18"/>
               </w:rPr>
-              <w:t xml:space="preserve">Pedagogical note: use a colour-coded diagram — shade the full outer sector in green, overlay the inner sector in red, and show that the annular sector is what remains. This visual is especially effective for learners who struggled with the abstract subtraction. Reinforce that both sectors must share the same central angle θ and the same centre. Ask: 'A Laikipia farmer's pivot arm has R = 50 m, r = 5 m, and sweeps 120° — what area is watered?' Work this together, then assign a parallel problem with Kenyan-contextualised values.</w:t>
+              <w:t xml:space="preserve">Using the annular sector formula A = (θ/360) × π(R² − r²), the Laikipia farmer can calculate exactly how much of the outer irrigation ring has been watered at any angle, enabling accurate water budgeting, seed planning, and fencing estimates. The same formula solves the Kisumu road-marking problem, showing that one mathematical tool applies across agriculture and urban infrastructure.</w:t>
             </w:r>
           </w:p>
         </w:tc>
@@ -1160,7 +1160,7 @@
                 <w:sz w:val="18"/>
                 <w:szCs w:val="18"/>
               </w:rPr>
-              <w:t xml:space="preserve">Students observed a chord drawn across a circle (representing a straight dam wall cutting across a circular reservoir near Lake Victoria). They identified two regions — the smaller segment (between the chord and the minor arc) and the larger segment — and were challenged to find the area of water stored in the smaller portion without measuring an irregular shape directly.</w:t>
+              <w:t xml:space="preserve">Learners physically cut a paper sector (r = 7 cm, θ = 80°) along its chord, separated it into a triangle and a curved segment, estimated each area by counting squares on grid paper, then computed each area using formulas and compared the two methods.</w:t>
             </w:r>
           </w:p>
         </w:tc>
@@ -1192,7 +1192,7 @@
                 <w:sz w:val="18"/>
                 <w:szCs w:val="18"/>
               </w:rPr>
-              <w:t xml:space="preserve">The area of a circular segment = (sector area) − (triangle area) = (θ/360)πr² − ½r²sinθ, which simplifies to ½r²(πθ/180 − sinθ). Students must correctly identify the central angle θ subtended by the chord, compute the sector, then subtract the isosceles triangle formed by the two radii and the chord. Kenyan context: engineers designing a small earth dam at a circular reservoir use this to estimate water volume per unit depth.</w:t>
+              <w:t xml:space="preserve">A segment is the region between a chord and its arc. Its area equals the sector area minus the triangle area: A = (θ/360)πr² − ½r²sinθ. This was confirmed when the formula-derived value matched the grid-count estimate to within measurement error.</w:t>
             </w:r>
           </w:p>
         </w:tc>
@@ -1224,7 +1224,7 @@
                 <w:sz w:val="18"/>
                 <w:szCs w:val="18"/>
               </w:rPr>
-              <w:t xml:space="preserve">Pedagogical note: the most common error is forgetting to subtract the triangle, leaving students with only the sector area. Use a physical demonstration — cut a sector from card and fold along the chord to show the triangular flap that must be removed. Emphasise that ½r²sinθ uses the sine of the full central angle, not half of it. Provide a WAIT TIME of at least 60 seconds after posing the Lake Victoria dam problem before cold-calling. Connect back: 'How does this formula help an engineer avoid over- or under-estimating the volume of water stored?'</w:t>
+              <w:t xml:space="preserve">Learners applied the segment formula to find the rubber-seal area on a Turkana borehole hatch cover (r = 35 cm, θ = 110°) and the curved crack region on a Kamukunji sufuria lid (d = 28 cm, θ = 72°), connecting the formula back to the Laikipia farmer's challenge of calculating the exact area of a chord-cut region on the pivot field.</w:t>
             </w:r>
           </w:p>
         </w:tc>
@@ -1309,7 +1309,7 @@
                 <w:sz w:val="18"/>
                 <w:szCs w:val="18"/>
               </w:rPr>
-              <w:t xml:space="preserve">Students observed two overlapping circular plots on a Kisumu urban farm plan — each plot irrigated by its own sprinkler — and identified the lens-shaped overlap where both sprinklers water the same ground. They were asked why a farmer would want to calculate this overlapping area (to avoid double-counting when estimating water or fertiliser needs).</w:t>
+              <w:t xml:space="preserve">Learners overlapped two circular card cut-outs (Kericho tea-tray stencils) on an A3 sheet, traced the lens-shaped common region, identified the two intersection points P and Q, drew chord PQ, and measured the radii and centre-to-centre distance. They recorded scaled and real-world values in a results table and identified the lens as being composed of two circular segments.</w:t>
             </w:r>
           </w:p>
         </w:tc>
@@ -1341,7 +1341,7 @@
                 <w:sz w:val="18"/>
                 <w:szCs w:val="18"/>
               </w:rPr>
-              <w:t xml:space="preserve">The common (lens-shaped) region between two intersecting circles of equal radius r, with centres distance d apart, equals the sum of two congruent circular segments: A = 2 × [½r²(θ − sinθ)] = r²(θ − sinθ), where θ is the central angle (in radians) subtended at each centre by the chord of intersection. For circles of unequal radii r₁ and r₂, each segment is computed separately using its own radius and central angle, then added. Students use the cosine rule to find θ from d, r₁, r₂.</w:t>
+              <w:t xml:space="preserve">The common region between two intersecting circles is a lens shape equal to the sum of two circular segments — one from each circle. The central angle for each segment is found using the cosine rule applied to the triangle formed by the two centres and one intersection point: cosα = (r₁² + d² − r₂²)/(2r₁d) and cosβ = (r₂² + d² − r₁²)/(2r₂d). Each segment area is calculated as A = (2θ/360)πr² − ½r²sin(2θ), and the total lens area is the sum of both segment areas.</w:t>
             </w:r>
           </w:p>
         </w:tc>
@@ -1373,7 +1373,7 @@
                 <w:sz w:val="18"/>
                 <w:szCs w:val="18"/>
               </w:rPr>
-              <w:t xml:space="preserve">Pedagogical note: this is the most conceptually demanding lesson. Begin by revisiting the segment formula from Lesson 5 and explicitly show that the lens is 'segment from circle 1' + 'segment from circle 2'. Use a Venn-diagram analogy — students have seen overlapping sets; here the overlap has an area that can be measured. Cold-call at least four students at different steps: (1) finding the chord length, (2) finding θ using the cosine rule, (3) computing each segment, (4) summing. Stress accuracy in calculator use: ensure students work in consistent angle units (degrees or radians) throughout.</w:t>
+              <w:t xml:space="preserve">For the Laikipia farmer's two overlapping irrigation plots (r₁ = 42 m, r₂ = 35 m, d = 49 m), the central angle at A is approximately 88.8° and at B approximately 114.2°. The segment from Circle A has area ≈ 485.8 m², the segment from Circle B ≈ 662.3 m², giving a total shared (lens) area of approximately 1 148 m². This tells both farmers exactly how much land is jointly watered, enabling a fair split of water costs and preventing double-counting in planting and fencing plans.</w:t>
             </w:r>
           </w:p>
         </w:tc>
@@ -1458,7 +1458,7 @@
                 <w:sz w:val="18"/>
                 <w:szCs w:val="18"/>
               </w:rPr>
-              <w:t xml:space="preserve">Students were presented with a composite diagram representing a decorative metalwork gate panel designed by a Gikomba jua-kali artisan. The panel combined an annular sector, two segments, and a central full circle. Students first identified and labelled each sub-region before attempting any calculation — practising the decomposition strategy.</w:t>
+              <w:t xml:space="preserve">Learners examined four composite circle-part diagrams set in Rift Valley, Nairobi, Mombasa, and Laikipia contexts — each requiring the identification of two or more named sub-regions (annular sector, segment, common region, full sector) within a single combined figure.</w:t>
             </w:r>
           </w:p>
         </w:tc>
@@ -1490,7 +1490,7 @@
                 <w:sz w:val="18"/>
                 <w:szCs w:val="18"/>
               </w:rPr>
-              <w:t xml:space="preserve">A composite circle-part figure can be decomposed into annuli, sectors, annular sectors, and segments. The total area is found by summing (or subtracting) the areas of constituent sub-regions using the correct formula for each. Learners select formulae strategically: they check whether a region requires addition or subtraction and verify that all radii and angles are correctly assigned to each sub-region.</w:t>
+              <w:t xml:space="preserve">Learners can decompose a composite circle-part figure into its constituent sub-regions, select and apply the correct formula for each region, combine the sub-areas using addition or subtraction, and express the solution as a structured multi-step calculation — skills directly needed for the Laikipia farmer's complete field-planning challenge.</w:t>
             </w:r>
           </w:p>
         </w:tc>
@@ -1522,7 +1522,7 @@
                 <w:sz w:val="18"/>
                 <w:szCs w:val="18"/>
               </w:rPr>
-              <w:t xml:space="preserve">Pedagogical note: this lesson functions as a structured review and synthesis session. Resist the urge to demonstrate all examples — instead, use a 'group jigsaw': assign each group one sub-region, have them compute its area, then assemble the total as a class. This mirrors real-world collaborative practice in Kenyan engineering offices. Common errors to anticipate: using the wrong radius for a sector within a larger composite, and failing to convert angles consistently. End by returning to the driving question and asking students to articulate — in their own words — how each formula learned across all lessons helps farmers, engineers, and artisans avoid waste.</w:t>
+              <w:t xml:space="preserve">Learners articulated why each sub-region formula is selected (based on shape structure, not memorisation), peer-assessed solutions using KICD rubric language, and connected every composite shape to a specific real-life scenario in Kenya, demonstrating that the driving question — how to calculate the exact area of any part of a circle — can now be answered for complex, combined shapes.</w:t>
             </w:r>
           </w:p>
         </w:tc>
@@ -1575,7 +1575,7 @@
                 <w:sz w:val="18"/>
                 <w:szCs w:val="18"/>
               </w:rPr>
-              <w:t xml:space="preserve">Assessment and Consolidation: Applying Circle-Part Formulae to Real Kenyan Contexts</w:t>
+              <w:t xml:space="preserve">Assessment, Model Revision and Consolidation — Answering the Farmer's Question</w:t>
             </w:r>
           </w:p>
         </w:tc>
@@ -1607,7 +1607,7 @@
                 <w:sz w:val="18"/>
                 <w:szCs w:val="18"/>
               </w:rPr>
-              <w:t xml:space="preserve">Students reviewed the complete anchoring phenomenon — the Rift Valley centre-pivot irrigation system — now annotated with all sub-regions studied across the unit (annulus, sector, annular sector, segment, lens). They identified which formula governs each zone and discussed, as a class, how the full set of formulae together answers the driving question for farmers, engineers, and artisans across Kenya.</w:t>
+              <w:t xml:space="preserve">Learners observed their own completed cumulative diagrammatic models of the Laikipia farm displayed side by side — showing the progression from the single annulus of Lesson 1 to a fully decomposed farm plan annotated with all five circle-part formulae. During the gallery walk, they also observed which annotations were rated clearest by peers (green dots) and which were flagged as unclear (orange dots), providing immediate visual evidence of which formula representations communicate most effectively.</w:t>
             </w:r>
           </w:p>
         </w:tc>
@@ -1639,7 +1639,7 @@
                 <w:sz w:val="18"/>
                 <w:szCs w:val="18"/>
               </w:rPr>
-              <w:t xml:space="preserve">Students demonstrate consolidated mastery of all five circle-part area formulae: (1) Annulus: π(R²−r²); (2) Sector: (θ/360)πr²; (3) Arc length and sector perimeter: (θ/360)×2πr + 2r; (4) Annular sector: (θ/360)π(R²−r²); (5) Segment: (θ/360)πr²−½r²sinθ; (6) Lens (common region): sum of two segments. They can select, apply, and combine these formulae to solve unseen Kenyan contextual problems.</w:t>
+              <w:t xml:space="preserve">Learners consolidated all five formulae for the area of parts of a circle — annulus A = π(R²−r²), sector A = (θ/360)πr², annular sector A = (θ/360)π(R²−r²), segment A = (θ/360)πr² − ½r²sinθ, and the common region as the sum of two segment areas derived via the cosine rule — and demonstrated the ability to select and apply the correct formula for each physical sub-region of a composite figure, expressing results in the correct units with structured working.</w:t>
             </w:r>
           </w:p>
         </w:tc>
@@ -1671,7 +1671,7 @@
                 <w:sz w:val="18"/>
                 <w:szCs w:val="18"/>
               </w:rPr>
-              <w:t xml:space="preserve">Pedagogical note: the assessment task should be performance-based where possible — for example, presenting students with a scaled plan of a real (or realistic) Kenyan site (farm, school compound, artisan workshop floor) and asking them to calculate areas for a practical purpose such as material costing or irrigation planning. Provide a formula sheet for lower-attaining students to reduce cognitive load and focus assessment on application rather than recall. After marking, conduct a 10-minute whole-class error analysis targeting the two or three most common mistakes observed. Celebrate growth by asking students to compare their Lesson 1 predictions with their Lesson 8 solutions, linking back to the driving question as a closing reflection.</w:t>
+              <w:t xml:space="preserve">The Laikipia farmer's planning problem — how to calculate the exact area of the ring between two irrigation pipes, the swept wedge at any point in the pivot's rotation, the annular band swept by the outer ring, the unsown region beside a drainage ditch, and the shared overlap with a neighbouring plot — is fully solved by decomposing the field into its constituent circle-part sub-regions and applying the appropriate derived formula to each. The driving question is answered: any part of a circle can be measured exactly, enabling Kenyan farmers, engineers, and artisans to plan resources precisely and avoid waste.</w:t>
             </w:r>
           </w:p>
         </w:tc>
@@ -1795,7 +1795,7 @@
         </w:rPr>
         <w:t xml:space="preserve">© 2026 SeaVuria and ARES. This work is licensed under a </w:t>
       </w:r>
-      <w:hyperlink w:history="1" r:id="rIdp5v4txufuapoxal3nfluj">
+      <w:hyperlink w:history="1" r:id="rIddidwtw_6z2fgkmwlobow2">
         <w:r>
           <w:rPr>
             <w:rFonts w:ascii="Arial" w:cs="Arial" w:eastAsia="Arial" w:hAnsi="Arial"/>
@@ -1815,7 +1815,7 @@
         </w:rPr>
         <w:t xml:space="preserve"> (</w:t>
       </w:r>
-      <w:hyperlink w:history="1" r:id="rIdecclznalfg2idfug9evio">
+      <w:hyperlink w:history="1" r:id="rIdchgpkw1kvur-6mm6wjuks">
         <w:r>
           <w:rPr>
             <w:rFonts w:ascii="Arial" w:cs="Arial" w:eastAsia="Arial" w:hAnsi="Arial"/>
@@ -1835,7 +1835,7 @@
         </w:rPr>
         <w:t xml:space="preserve">). To view a copy of this license, visit </w:t>
       </w:r>
-      <w:hyperlink w:history="1" r:id="rId2kpepr7j7ofbuhkzmvaxi">
+      <w:hyperlink w:history="1" r:id="rIdmsqdg4xghjkh97d_dga1t">
         <w:r>
           <w:rPr>
             <w:rFonts w:ascii="Arial" w:cs="Arial" w:eastAsia="Arial" w:hAnsi="Arial"/>

--- a/data/outputs/v2/Core_Mathematics/SS2.6_Area_of_a_Part_of_a_Circle/Core_Mathematics_Area_of_a_Part_of_a_Circle_SummaryTable.docx
+++ b/data/outputs/v2/Core_Mathematics/SS2.6_Area_of_a_Part_of_a_Circle/Core_Mathematics_Area_of_a_Part_of_a_Circle_SummaryTable.docx
@@ -1795,7 +1795,7 @@
         </w:rPr>
         <w:t xml:space="preserve">© 2026 SeaVuria and ARES. This work is licensed under a </w:t>
       </w:r>
-      <w:hyperlink w:history="1" r:id="rIddidwtw_6z2fgkmwlobow2">
+      <w:hyperlink w:history="1" r:id="rIdfibapmyk_59voi2dvgfxn">
         <w:r>
           <w:rPr>
             <w:rFonts w:ascii="Arial" w:cs="Arial" w:eastAsia="Arial" w:hAnsi="Arial"/>
@@ -1815,7 +1815,7 @@
         </w:rPr>
         <w:t xml:space="preserve"> (</w:t>
       </w:r>
-      <w:hyperlink w:history="1" r:id="rIdchgpkw1kvur-6mm6wjuks">
+      <w:hyperlink w:history="1" r:id="rIdho8tmvg8sjshauhjrjbl7">
         <w:r>
           <w:rPr>
             <w:rFonts w:ascii="Arial" w:cs="Arial" w:eastAsia="Arial" w:hAnsi="Arial"/>
@@ -1835,7 +1835,7 @@
         </w:rPr>
         <w:t xml:space="preserve">). To view a copy of this license, visit </w:t>
       </w:r>
-      <w:hyperlink w:history="1" r:id="rIdmsqdg4xghjkh97d_dga1t">
+      <w:hyperlink w:history="1" r:id="rIdkn88lhzfu01ns1uwbnzfg">
         <w:r>
           <w:rPr>
             <w:rFonts w:ascii="Arial" w:cs="Arial" w:eastAsia="Arial" w:hAnsi="Arial"/>

--- a/data/outputs/v2/Core_Mathematics/SS2.6_Area_of_a_Part_of_a_Circle/Core_Mathematics_Area_of_a_Part_of_a_Circle_SummaryTable.docx
+++ b/data/outputs/v2/Core_Mathematics/SS2.6_Area_of_a_Part_of_a_Circle/Core_Mathematics_Area_of_a_Part_of_a_Circle_SummaryTable.docx
@@ -1795,7 +1795,7 @@
         </w:rPr>
         <w:t xml:space="preserve">© 2026 SeaVuria and ARES. This work is licensed under a </w:t>
       </w:r>
-      <w:hyperlink w:history="1" r:id="rIdfibapmyk_59voi2dvgfxn">
+      <w:hyperlink w:history="1" r:id="rIddddgzlzx_xcvubszaivjx">
         <w:r>
           <w:rPr>
             <w:rFonts w:ascii="Arial" w:cs="Arial" w:eastAsia="Arial" w:hAnsi="Arial"/>
@@ -1815,7 +1815,7 @@
         </w:rPr>
         <w:t xml:space="preserve"> (</w:t>
       </w:r>
-      <w:hyperlink w:history="1" r:id="rIdho8tmvg8sjshauhjrjbl7">
+      <w:hyperlink w:history="1" r:id="rIdq_pixgsjkzbkqjjz7djbo">
         <w:r>
           <w:rPr>
             <w:rFonts w:ascii="Arial" w:cs="Arial" w:eastAsia="Arial" w:hAnsi="Arial"/>
@@ -1835,7 +1835,7 @@
         </w:rPr>
         <w:t xml:space="preserve">). To view a copy of this license, visit </w:t>
       </w:r>
-      <w:hyperlink w:history="1" r:id="rIdkn88lhzfu01ns1uwbnzfg">
+      <w:hyperlink w:history="1" r:id="rIdzcq5zuv-ykbizjcgl9vj0">
         <w:r>
           <w:rPr>
             <w:rFonts w:ascii="Arial" w:cs="Arial" w:eastAsia="Arial" w:hAnsi="Arial"/>

--- a/data/outputs/v2/Core_Mathematics/SS2.6_Area_of_a_Part_of_a_Circle/Core_Mathematics_Area_of_a_Part_of_a_Circle_SummaryTable.docx
+++ b/data/outputs/v2/Core_Mathematics/SS2.6_Area_of_a_Part_of_a_Circle/Core_Mathematics_Area_of_a_Part_of_a_Circle_SummaryTable.docx
@@ -1795,7 +1795,7 @@
         </w:rPr>
         <w:t xml:space="preserve">© 2026 SeaVuria and ARES. This work is licensed under a </w:t>
       </w:r>
-      <w:hyperlink w:history="1" r:id="rIddddgzlzx_xcvubszaivjx">
+      <w:hyperlink w:history="1" r:id="rIdui5sxdhy2rn6wcvxclafo">
         <w:r>
           <w:rPr>
             <w:rFonts w:ascii="Arial" w:cs="Arial" w:eastAsia="Arial" w:hAnsi="Arial"/>
@@ -1815,7 +1815,7 @@
         </w:rPr>
         <w:t xml:space="preserve"> (</w:t>
       </w:r>
-      <w:hyperlink w:history="1" r:id="rIdq_pixgsjkzbkqjjz7djbo">
+      <w:hyperlink w:history="1" r:id="rId12ut8y5-ohq6f7lj5eabh">
         <w:r>
           <w:rPr>
             <w:rFonts w:ascii="Arial" w:cs="Arial" w:eastAsia="Arial" w:hAnsi="Arial"/>
@@ -1835,7 +1835,7 @@
         </w:rPr>
         <w:t xml:space="preserve">). To view a copy of this license, visit </w:t>
       </w:r>
-      <w:hyperlink w:history="1" r:id="rIdzcq5zuv-ykbizjcgl9vj0">
+      <w:hyperlink w:history="1" r:id="rIdmwyn0gtmxzo2xh2foyuwh">
         <w:r>
           <w:rPr>
             <w:rFonts w:ascii="Arial" w:cs="Arial" w:eastAsia="Arial" w:hAnsi="Arial"/>

--- a/data/outputs/v2/Core_Mathematics/SS2.6_Area_of_a_Part_of_a_Circle/Core_Mathematics_Area_of_a_Part_of_a_Circle_SummaryTable.docx
+++ b/data/outputs/v2/Core_Mathematics/SS2.6_Area_of_a_Part_of_a_Circle/Core_Mathematics_Area_of_a_Part_of_a_Circle_SummaryTable.docx
@@ -1795,7 +1795,7 @@
         </w:rPr>
         <w:t xml:space="preserve">© 2026 SeaVuria and ARES. This work is licensed under a </w:t>
       </w:r>
-      <w:hyperlink w:history="1" r:id="rIdui5sxdhy2rn6wcvxclafo">
+      <w:hyperlink w:history="1" r:id="rIdqb0kea3vjfoq4tn4uwl30">
         <w:r>
           <w:rPr>
             <w:rFonts w:ascii="Arial" w:cs="Arial" w:eastAsia="Arial" w:hAnsi="Arial"/>
@@ -1815,7 +1815,7 @@
         </w:rPr>
         <w:t xml:space="preserve"> (</w:t>
       </w:r>
-      <w:hyperlink w:history="1" r:id="rId12ut8y5-ohq6f7lj5eabh">
+      <w:hyperlink w:history="1" r:id="rId6nrrwky41i3anvrro-qb7">
         <w:r>
           <w:rPr>
             <w:rFonts w:ascii="Arial" w:cs="Arial" w:eastAsia="Arial" w:hAnsi="Arial"/>
@@ -1835,7 +1835,7 @@
         </w:rPr>
         <w:t xml:space="preserve">). To view a copy of this license, visit </w:t>
       </w:r>
-      <w:hyperlink w:history="1" r:id="rIdmwyn0gtmxzo2xh2foyuwh">
+      <w:hyperlink w:history="1" r:id="rIdtf1dr0yccjbxmyuap_hgr">
         <w:r>
           <w:rPr>
             <w:rFonts w:ascii="Arial" w:cs="Arial" w:eastAsia="Arial" w:hAnsi="Arial"/>

--- a/data/outputs/v2/Core_Mathematics/SS2.6_Area_of_a_Part_of_a_Circle/Core_Mathematics_Area_of_a_Part_of_a_Circle_SummaryTable.docx
+++ b/data/outputs/v2/Core_Mathematics/SS2.6_Area_of_a_Part_of_a_Circle/Core_Mathematics_Area_of_a_Part_of_a_Circle_SummaryTable.docx
@@ -4,6 +4,7 @@
   <w:body>
     <w:p>
       <w:pPr>
+        <w:keepNext w:val="false"/>
         <w:spacing w:after="30" w:before="0"/>
         <w:jc w:val="center"/>
       </w:pPr>
@@ -23,6 +24,7 @@
     </w:p>
     <w:p>
       <w:pPr>
+        <w:keepNext w:val="false"/>
         <w:spacing w:after="60" w:before="0"/>
         <w:jc w:val="center"/>
       </w:pPr>
@@ -81,6 +83,7 @@
           </w:tcPr>
           <w:p>
             <w:pPr>
+              <w:keepNext w:val="false"/>
               <w:spacing w:after="40" w:before="0"/>
               <w:jc w:val="center"/>
             </w:pPr>
@@ -115,6 +118,7 @@
           </w:tcPr>
           <w:p>
             <w:pPr>
+              <w:keepNext w:val="false"/>
               <w:spacing w:after="40" w:before="0"/>
               <w:jc w:val="left"/>
             </w:pPr>
@@ -147,6 +151,7 @@
           </w:tcPr>
           <w:p>
             <w:pPr>
+              <w:keepNext w:val="false"/>
               <w:spacing w:after="40" w:before="0"/>
               <w:jc w:val="left"/>
             </w:pPr>
@@ -181,6 +186,7 @@
           </w:tcPr>
           <w:p>
             <w:pPr>
+              <w:keepNext w:val="false"/>
               <w:spacing w:after="40" w:before="0"/>
               <w:jc w:val="left"/>
             </w:pPr>
@@ -213,6 +219,7 @@
           </w:tcPr>
           <w:p>
             <w:pPr>
+              <w:keepNext w:val="false"/>
               <w:spacing w:after="40" w:before="0"/>
               <w:jc w:val="left"/>
             </w:pPr>
@@ -273,6 +280,7 @@
           </w:tcPr>
           <w:p>
             <w:pPr>
+              <w:keepNext w:val="false"/>
               <w:spacing w:after="40" w:before="0"/>
               <w:jc w:val="center"/>
             </w:pPr>
@@ -307,6 +315,7 @@
           </w:tcPr>
           <w:p>
             <w:pPr>
+              <w:keepNext w:val="false"/>
               <w:spacing w:after="40" w:before="0"/>
               <w:jc w:val="left"/>
             </w:pPr>
@@ -369,6 +378,7 @@
           </w:tcPr>
           <w:p>
             <w:pPr>
+              <w:keepNext w:val="false"/>
               <w:spacing w:after="40" w:before="0"/>
               <w:jc w:val="left"/>
             </w:pPr>
@@ -401,6 +411,7 @@
           </w:tcPr>
           <w:p>
             <w:pPr>
+              <w:keepNext w:val="false"/>
               <w:spacing w:after="40" w:before="0"/>
               <w:jc w:val="left"/>
             </w:pPr>
@@ -433,6 +444,7 @@
           </w:tcPr>
           <w:p>
             <w:pPr>
+              <w:keepNext w:val="false"/>
               <w:spacing w:after="40" w:before="0"/>
               <w:jc w:val="left"/>
             </w:pPr>
@@ -465,6 +477,7 @@
           </w:tcPr>
           <w:p>
             <w:pPr>
+              <w:keepNext w:val="false"/>
               <w:spacing w:after="40" w:before="0"/>
               <w:jc w:val="left"/>
             </w:pPr>
@@ -499,6 +512,7 @@
           </w:tcPr>
           <w:p>
             <w:pPr>
+              <w:keepNext w:val="false"/>
               <w:spacing w:after="40" w:before="0"/>
               <w:jc w:val="left"/>
             </w:pPr>
@@ -518,6 +532,7 @@
           </w:p>
           <w:p>
             <w:pPr>
+              <w:keepNext w:val="false"/>
               <w:spacing w:after="40" w:before="0"/>
               <w:jc w:val="left"/>
             </w:pPr>
@@ -550,6 +565,7 @@
           </w:tcPr>
           <w:p>
             <w:pPr>
+              <w:keepNext w:val="false"/>
               <w:spacing w:after="40" w:before="0"/>
               <w:jc w:val="left"/>
             </w:pPr>
@@ -582,6 +598,7 @@
           </w:tcPr>
           <w:p>
             <w:pPr>
+              <w:keepNext w:val="false"/>
               <w:spacing w:after="40" w:before="0"/>
               <w:jc w:val="left"/>
             </w:pPr>
@@ -614,6 +631,7 @@
           </w:tcPr>
           <w:p>
             <w:pPr>
+              <w:keepNext w:val="false"/>
               <w:spacing w:after="40" w:before="0"/>
               <w:jc w:val="left"/>
             </w:pPr>
@@ -648,6 +666,7 @@
           </w:tcPr>
           <w:p>
             <w:pPr>
+              <w:keepNext w:val="false"/>
               <w:spacing w:after="40" w:before="0"/>
               <w:jc w:val="left"/>
             </w:pPr>
@@ -667,6 +686,7 @@
           </w:p>
           <w:p>
             <w:pPr>
+              <w:keepNext w:val="false"/>
               <w:spacing w:after="40" w:before="0"/>
               <w:jc w:val="left"/>
             </w:pPr>
@@ -699,6 +719,7 @@
           </w:tcPr>
           <w:p>
             <w:pPr>
+              <w:keepNext w:val="false"/>
               <w:spacing w:after="40" w:before="0"/>
               <w:jc w:val="left"/>
             </w:pPr>
@@ -731,6 +752,7 @@
           </w:tcPr>
           <w:p>
             <w:pPr>
+              <w:keepNext w:val="false"/>
               <w:spacing w:after="40" w:before="0"/>
               <w:jc w:val="left"/>
             </w:pPr>
@@ -763,6 +785,7 @@
           </w:tcPr>
           <w:p>
             <w:pPr>
+              <w:keepNext w:val="false"/>
               <w:spacing w:after="40" w:before="0"/>
               <w:jc w:val="left"/>
             </w:pPr>
@@ -797,6 +820,7 @@
           </w:tcPr>
           <w:p>
             <w:pPr>
+              <w:keepNext w:val="false"/>
               <w:spacing w:after="40" w:before="0"/>
               <w:jc w:val="left"/>
             </w:pPr>
@@ -816,6 +840,7 @@
           </w:p>
           <w:p>
             <w:pPr>
+              <w:keepNext w:val="false"/>
               <w:spacing w:after="40" w:before="0"/>
               <w:jc w:val="left"/>
             </w:pPr>
@@ -848,6 +873,7 @@
           </w:tcPr>
           <w:p>
             <w:pPr>
+              <w:keepNext w:val="false"/>
               <w:spacing w:after="40" w:before="0"/>
               <w:jc w:val="left"/>
             </w:pPr>
@@ -880,6 +906,7 @@
           </w:tcPr>
           <w:p>
             <w:pPr>
+              <w:keepNext w:val="false"/>
               <w:spacing w:after="40" w:before="0"/>
               <w:jc w:val="left"/>
             </w:pPr>
@@ -912,6 +939,7 @@
           </w:tcPr>
           <w:p>
             <w:pPr>
+              <w:keepNext w:val="false"/>
               <w:spacing w:after="40" w:before="0"/>
               <w:jc w:val="left"/>
             </w:pPr>
@@ -946,6 +974,7 @@
           </w:tcPr>
           <w:p>
             <w:pPr>
+              <w:keepNext w:val="false"/>
               <w:spacing w:after="40" w:before="0"/>
               <w:jc w:val="left"/>
             </w:pPr>
@@ -965,6 +994,7 @@
           </w:p>
           <w:p>
             <w:pPr>
+              <w:keepNext w:val="false"/>
               <w:spacing w:after="40" w:before="0"/>
               <w:jc w:val="left"/>
             </w:pPr>
@@ -997,6 +1027,7 @@
           </w:tcPr>
           <w:p>
             <w:pPr>
+              <w:keepNext w:val="false"/>
               <w:spacing w:after="40" w:before="0"/>
               <w:jc w:val="left"/>
             </w:pPr>
@@ -1029,6 +1060,7 @@
           </w:tcPr>
           <w:p>
             <w:pPr>
+              <w:keepNext w:val="false"/>
               <w:spacing w:after="40" w:before="0"/>
               <w:jc w:val="left"/>
             </w:pPr>
@@ -1061,6 +1093,7 @@
           </w:tcPr>
           <w:p>
             <w:pPr>
+              <w:keepNext w:val="false"/>
               <w:spacing w:after="40" w:before="0"/>
               <w:jc w:val="left"/>
             </w:pPr>
@@ -1095,6 +1128,7 @@
           </w:tcPr>
           <w:p>
             <w:pPr>
+              <w:keepNext w:val="false"/>
               <w:spacing w:after="40" w:before="0"/>
               <w:jc w:val="left"/>
             </w:pPr>
@@ -1114,6 +1148,7 @@
           </w:p>
           <w:p>
             <w:pPr>
+              <w:keepNext w:val="false"/>
               <w:spacing w:after="40" w:before="0"/>
               <w:jc w:val="left"/>
             </w:pPr>
@@ -1146,6 +1181,7 @@
           </w:tcPr>
           <w:p>
             <w:pPr>
+              <w:keepNext w:val="false"/>
               <w:spacing w:after="40" w:before="0"/>
               <w:jc w:val="left"/>
             </w:pPr>
@@ -1178,6 +1214,7 @@
           </w:tcPr>
           <w:p>
             <w:pPr>
+              <w:keepNext w:val="false"/>
               <w:spacing w:after="40" w:before="0"/>
               <w:jc w:val="left"/>
             </w:pPr>
@@ -1210,6 +1247,7 @@
           </w:tcPr>
           <w:p>
             <w:pPr>
+              <w:keepNext w:val="false"/>
               <w:spacing w:after="40" w:before="0"/>
               <w:jc w:val="left"/>
             </w:pPr>
@@ -1244,6 +1282,7 @@
           </w:tcPr>
           <w:p>
             <w:pPr>
+              <w:keepNext w:val="false"/>
               <w:spacing w:after="40" w:before="0"/>
               <w:jc w:val="left"/>
             </w:pPr>
@@ -1263,6 +1302,7 @@
           </w:p>
           <w:p>
             <w:pPr>
+              <w:keepNext w:val="false"/>
               <w:spacing w:after="40" w:before="0"/>
               <w:jc w:val="left"/>
             </w:pPr>
@@ -1295,6 +1335,7 @@
           </w:tcPr>
           <w:p>
             <w:pPr>
+              <w:keepNext w:val="false"/>
               <w:spacing w:after="40" w:before="0"/>
               <w:jc w:val="left"/>
             </w:pPr>
@@ -1327,6 +1368,7 @@
           </w:tcPr>
           <w:p>
             <w:pPr>
+              <w:keepNext w:val="false"/>
               <w:spacing w:after="40" w:before="0"/>
               <w:jc w:val="left"/>
             </w:pPr>
@@ -1359,6 +1401,7 @@
           </w:tcPr>
           <w:p>
             <w:pPr>
+              <w:keepNext w:val="false"/>
               <w:spacing w:after="40" w:before="0"/>
               <w:jc w:val="left"/>
             </w:pPr>
@@ -1393,6 +1436,7 @@
           </w:tcPr>
           <w:p>
             <w:pPr>
+              <w:keepNext w:val="false"/>
               <w:spacing w:after="40" w:before="0"/>
               <w:jc w:val="left"/>
             </w:pPr>
@@ -1412,6 +1456,7 @@
           </w:p>
           <w:p>
             <w:pPr>
+              <w:keepNext w:val="false"/>
               <w:spacing w:after="40" w:before="0"/>
               <w:jc w:val="left"/>
             </w:pPr>
@@ -1444,6 +1489,7 @@
           </w:tcPr>
           <w:p>
             <w:pPr>
+              <w:keepNext w:val="false"/>
               <w:spacing w:after="40" w:before="0"/>
               <w:jc w:val="left"/>
             </w:pPr>
@@ -1476,6 +1522,7 @@
           </w:tcPr>
           <w:p>
             <w:pPr>
+              <w:keepNext w:val="false"/>
               <w:spacing w:after="40" w:before="0"/>
               <w:jc w:val="left"/>
             </w:pPr>
@@ -1508,6 +1555,7 @@
           </w:tcPr>
           <w:p>
             <w:pPr>
+              <w:keepNext w:val="false"/>
               <w:spacing w:after="40" w:before="0"/>
               <w:jc w:val="left"/>
             </w:pPr>
@@ -1542,6 +1590,7 @@
           </w:tcPr>
           <w:p>
             <w:pPr>
+              <w:keepNext w:val="false"/>
               <w:spacing w:after="40" w:before="0"/>
               <w:jc w:val="left"/>
             </w:pPr>
@@ -1561,6 +1610,7 @@
           </w:p>
           <w:p>
             <w:pPr>
+              <w:keepNext w:val="false"/>
               <w:spacing w:after="40" w:before="0"/>
               <w:jc w:val="left"/>
             </w:pPr>
@@ -1593,6 +1643,7 @@
           </w:tcPr>
           <w:p>
             <w:pPr>
+              <w:keepNext w:val="false"/>
               <w:spacing w:after="40" w:before="0"/>
               <w:jc w:val="left"/>
             </w:pPr>
@@ -1625,6 +1676,7 @@
           </w:tcPr>
           <w:p>
             <w:pPr>
+              <w:keepNext w:val="false"/>
               <w:spacing w:after="40" w:before="0"/>
               <w:jc w:val="left"/>
             </w:pPr>
@@ -1657,6 +1709,7 @@
           </w:tcPr>
           <w:p>
             <w:pPr>
+              <w:keepNext w:val="false"/>
               <w:spacing w:after="40" w:before="0"/>
               <w:jc w:val="left"/>
             </w:pPr>
@@ -1795,7 +1848,7 @@
         </w:rPr>
         <w:t xml:space="preserve">© 2026 SeaVuria and ARES. This work is licensed under a </w:t>
       </w:r>
-      <w:hyperlink w:history="1" r:id="rIdqb0kea3vjfoq4tn4uwl30">
+      <w:hyperlink w:history="1" r:id="rIdyfnvknsnefyhkcs_zlpof">
         <w:r>
           <w:rPr>
             <w:rFonts w:ascii="Arial" w:cs="Arial" w:eastAsia="Arial" w:hAnsi="Arial"/>
@@ -1815,7 +1868,7 @@
         </w:rPr>
         <w:t xml:space="preserve"> (</w:t>
       </w:r>
-      <w:hyperlink w:history="1" r:id="rId6nrrwky41i3anvrro-qb7">
+      <w:hyperlink w:history="1" r:id="rIdgr3aesxulvpa_zdivte9u">
         <w:r>
           <w:rPr>
             <w:rFonts w:ascii="Arial" w:cs="Arial" w:eastAsia="Arial" w:hAnsi="Arial"/>
@@ -1835,7 +1888,7 @@
         </w:rPr>
         <w:t xml:space="preserve">). To view a copy of this license, visit </w:t>
       </w:r>
-      <w:hyperlink w:history="1" r:id="rIdtf1dr0yccjbxmyuap_hgr">
+      <w:hyperlink w:history="1" r:id="rIdwdcawlnnjvyicqh0v_neh">
         <w:r>
           <w:rPr>
             <w:rFonts w:ascii="Arial" w:cs="Arial" w:eastAsia="Arial" w:hAnsi="Arial"/>

--- a/data/outputs/v2/Core_Mathematics/SS2.6_Area_of_a_Part_of_a_Circle/Core_Mathematics_Area_of_a_Part_of_a_Circle_SummaryTable.docx
+++ b/data/outputs/v2/Core_Mathematics/SS2.6_Area_of_a_Part_of_a_Circle/Core_Mathematics_Area_of_a_Part_of_a_Circle_SummaryTable.docx
@@ -1848,7 +1848,7 @@
         </w:rPr>
         <w:t xml:space="preserve">© 2026 SeaVuria and ARES. This work is licensed under a </w:t>
       </w:r>
-      <w:hyperlink w:history="1" r:id="rIdyfnvknsnefyhkcs_zlpof">
+      <w:hyperlink w:history="1" r:id="rIdxsyrykdjyam0hbunqtj9d">
         <w:r>
           <w:rPr>
             <w:rFonts w:ascii="Arial" w:cs="Arial" w:eastAsia="Arial" w:hAnsi="Arial"/>
@@ -1868,7 +1868,7 @@
         </w:rPr>
         <w:t xml:space="preserve"> (</w:t>
       </w:r>
-      <w:hyperlink w:history="1" r:id="rIdgr3aesxulvpa_zdivte9u">
+      <w:hyperlink w:history="1" r:id="rId_yjdomk5nolbbb38h1b1i">
         <w:r>
           <w:rPr>
             <w:rFonts w:ascii="Arial" w:cs="Arial" w:eastAsia="Arial" w:hAnsi="Arial"/>
@@ -1888,7 +1888,7 @@
         </w:rPr>
         <w:t xml:space="preserve">). To view a copy of this license, visit </w:t>
       </w:r>
-      <w:hyperlink w:history="1" r:id="rIdwdcawlnnjvyicqh0v_neh">
+      <w:hyperlink w:history="1" r:id="rIduoy2zn2xtdta25pv_2wu2">
         <w:r>
           <w:rPr>
             <w:rFonts w:ascii="Arial" w:cs="Arial" w:eastAsia="Arial" w:hAnsi="Arial"/>
